--- a/public/documents/Constitution-of-Icenia.docx
+++ b/public/documents/Constitution-of-Icenia.docx
@@ -366,7 +366,7 @@
           <w:bCs w:val="1"/>
           <w:rtl w:val="0"/>
         </w:rPr>
-        <w:t xml:space="preserve">Amendment to Constitution on Citizenship Ranks </w:t>
+        <w:t xml:space="preserve">Amendment of Constitution on Contempt of Court Powers</w:t>
       </w:r>
     </w:p>
     <w:p>
@@ -386,7 +386,7 @@
           <w:bCs w:val="1"/>
           <w:rtl w:val="0"/>
         </w:rPr>
-        <w:t xml:space="preserve">15th February 2026</w:t>
+        <w:t xml:space="preserve">28th March 2026</w:t>
       </w:r>
       <w:r>
         <w:rPr>
@@ -2710,7 +2710,7 @@
         <w:rPr>
           <w:rtl w:val="0"/>
         </w:rPr>
-        <w:t xml:space="preserve"> A candidate may be disqualified from the election if the President, Secretary of Defense, and the Secretary of the Interior agree. The candidate must be notified of being disqualified before the opening of the polls for the disqualification to be valid.</w:t>
+        <w:t xml:space="preserve"> A candidate may be disqualified for up to three election cycles if the President, Secretary of Defense, and Secretary of the Interior agree. To be valid, the candidate must receive formal notice stating the ban’s duration before polls open. Each barring expires after at most three cycles; any extension requires a subsequent, distinct concurrence and new notice to the candidate to legally sustain the disqualification.</w:t>
       </w:r>
     </w:p>
     <w:p>
@@ -2879,6 +2879,60 @@
           <w:rtl w:val="0"/>
         </w:rPr>
         <w:t xml:space="preserve">The President of Icenia, with the advice and consent of the Privy Council, may suspend poll tax for a given election, if this is necessary to effect a fair election.</w:t>
+      </w:r>
+    </w:p>
+    <w:p>
+      <w:pPr>
+        <w:ind w:left="0" w:firstLine="0"/>
+        <w:rPr/>
+      </w:pPr>
+      <w:r>
+        <w:rPr>
+          <w:rtl w:val="0"/>
+        </w:rPr>
+      </w:r>
+    </w:p>
+    <w:p>
+      <w:pPr>
+        <w:ind w:left="0" w:firstLine="0"/>
+        <w:rPr/>
+      </w:pPr>
+      <w:r>
+        <w:rPr>
+          <w:b w:val="1"/>
+          <w:bCs w:val="1"/>
+          <w:rtl w:val="0"/>
+        </w:rPr>
+        <w:t xml:space="preserve">Campaign Tax: </w:t>
+      </w:r>
+      <w:r>
+        <w:rPr>
+          <w:rtl w:val="0"/>
+        </w:rPr>
+        <w:t xml:space="preserve">Eligible Icenians who wish to campaign in the election cycle must pay a tax of 12 days of passive Player Essence generation, equating to 48 essence, to the government to qualify for elections. Essence may be received by any Secretary and will be logged in the Treasury. Paying the campaign tax will count towards fulfilling the poll tax.</w:t>
+      </w:r>
+    </w:p>
+    <w:p>
+      <w:pPr>
+        <w:ind w:left="0" w:firstLine="0"/>
+        <w:rPr/>
+      </w:pPr>
+      <w:r>
+        <w:rPr>
+          <w:rtl w:val="0"/>
+        </w:rPr>
+      </w:r>
+    </w:p>
+    <w:p>
+      <w:pPr>
+        <w:ind w:left="0" w:firstLine="0"/>
+        <w:rPr/>
+      </w:pPr>
+      <w:r>
+        <w:rPr>
+          <w:rtl w:val="0"/>
+        </w:rPr>
+        <w:t xml:space="preserve">Failure to pay the campaign tax will disqualify the candidate from future election cycles until the amount is paid.</w:t>
       </w:r>
     </w:p>
     <w:p>
@@ -3747,28 +3801,28 @@
         <w:rPr>
           <w:rtl w:val="0"/>
         </w:rPr>
-        <w:t xml:space="preserve">The Chief Magistrate must then choose whether or not to permit the case to trial, a decision that must consider whether the plaintiff has standing and whether their allegations, if true, would rise to a claim which relief can be granted. If the trial is permitted, the Chief Magistrate must then decide whether the case should be assigned to the Magistrates’ Court or escalated to the Supreme Court. Both parties must be notified (with pings) if and when proceedings begin.</w:t>
-      </w:r>
-    </w:p>
-    <w:p>
-      <w:pPr>
-        <w:rPr/>
-      </w:pPr>
-      <w:r>
-        <w:rPr>
-          <w:rtl w:val="0"/>
-        </w:rPr>
-      </w:r>
-    </w:p>
-    <w:p>
-      <w:pPr>
-        <w:rPr/>
-      </w:pPr>
-      <w:r>
-        <w:rPr>
-          <w:rtl w:val="0"/>
-        </w:rPr>
-        <w:t xml:space="preserve">At the start of a trial, the Chief Magistrate must be diligent to assign an impartial Judge to oversee the proceedings and maintain order. Should either the defense or the plaintiff wish to do the trial via voice chat they must notify the Court so that arrangements can be made. If the Chief Magistrate is unable to assign an impartial Judge or ensure an impartial Jury, the President, with the advice of the Senate, the plaintiff, and the defense, is empowered to resolve the issue to ensure a fair trial.</w:t>
+        <w:t xml:space="preserve">The Chief Magistrate or majority of Magistrates must then choose whether or not to permit the case to trial, a decision that must consider whether the plaintiff has standing and whether their allegations, if true, would rise to a claim which relief can be granted. If the trial is permitted, the Magistrates must then decide whether the case should be assigned to the Magistrates’ Court or escalated to the Supreme Court. Both parties must be notified (with pings) if and when proceedings begin.</w:t>
+      </w:r>
+    </w:p>
+    <w:p>
+      <w:pPr>
+        <w:rPr/>
+      </w:pPr>
+      <w:r>
+        <w:rPr>
+          <w:rtl w:val="0"/>
+        </w:rPr>
+      </w:r>
+    </w:p>
+    <w:p>
+      <w:pPr>
+        <w:rPr/>
+      </w:pPr>
+      <w:r>
+        <w:rPr>
+          <w:rtl w:val="0"/>
+        </w:rPr>
+        <w:t xml:space="preserve">At the start of a trial, the Magistrates must be diligent in deciding amongst themselves to assign an impartial Judge to oversee the proceedings and maintain order. Should either the defense or the plaintiff wish to do the trial via voice chat they must notify the Court so that arrangements can be made. If the Magistrates are unable to assign an impartial Judge or ensure an impartial Jury, the President, with the advice of the Senate, the plaintiff, and the defense, is empowered to resolve the issue to ensure a fair trial.</w:t>
       </w:r>
     </w:p>
     <w:p>
@@ -4267,7 +4321,7 @@
         <w:rPr>
           <w:rtl w:val="0"/>
         </w:rPr>
-        <w:t xml:space="preserve">Fines owed to the opposing party</w:t>
+        <w:t xml:space="preserve">Fines owed to the opposing party;</w:t>
       </w:r>
     </w:p>
     <w:p>
@@ -4283,7 +4337,7 @@
         <w:rPr>
           <w:rtl w:val="0"/>
         </w:rPr>
-        <w:t xml:space="preserve">Removal from the courtroom</w:t>
+        <w:t xml:space="preserve">Removal from the courtroom;</w:t>
       </w:r>
     </w:p>
     <w:p>
@@ -4299,7 +4353,7 @@
         <w:rPr>
           <w:rtl w:val="0"/>
         </w:rPr>
-        <w:t xml:space="preserve">Forsaken rights to a trial</w:t>
+        <w:t xml:space="preserve">Forsaken rights to a trial;</w:t>
       </w:r>
     </w:p>
     <w:p>
@@ -4315,7 +4369,7 @@
         <w:rPr>
           <w:rtl w:val="0"/>
         </w:rPr>
-        <w:t xml:space="preserve">Pearling</w:t>
+        <w:t xml:space="preserve">Pearling: where a judge issues a pearling order, the Secretary of Defense must follow through with the order and mark the offender as wanted and make an effort to pearl through the resources they have.</w:t>
       </w:r>
     </w:p>
     <w:p>
